--- a/examples/report-templates/neutral-bordered-lab.docx
+++ b/examples/report-templates/neutral-bordered-lab.docx
@@ -67,7 +67,7 @@
               <w:rPr>
                 <w:rFonts w:ascii="Arial" w:hAnsi="Arial" w:eastAsia="黑体"/>
                 <w:b/>
-                <w:color w:val="202A35"/>
+                <w:color w:val="000000"/>
                 <w:sz w:val="21"/>
               </w:rPr>
               <w:t>姓名</w:t>
@@ -101,7 +101,7 @@
               <w:rPr>
                 <w:rFonts w:ascii="Times New Roman" w:hAnsi="Times New Roman" w:eastAsia="仿宋"/>
                 <w:b w:val="0"/>
-                <w:color w:val="202A35"/>
+                <w:color w:val="000000"/>
                 <w:sz w:val="21"/>
               </w:rPr>
             </w:r>
@@ -134,7 +134,7 @@
               <w:rPr>
                 <w:rFonts w:ascii="Arial" w:hAnsi="Arial" w:eastAsia="黑体"/>
                 <w:b/>
-                <w:color w:val="202A35"/>
+                <w:color w:val="000000"/>
                 <w:sz w:val="21"/>
               </w:rPr>
               <w:t>学号</w:t>
@@ -168,7 +168,7 @@
               <w:rPr>
                 <w:rFonts w:ascii="Times New Roman" w:hAnsi="Times New Roman" w:eastAsia="仿宋"/>
                 <w:b w:val="0"/>
-                <w:color w:val="202A35"/>
+                <w:color w:val="000000"/>
                 <w:sz w:val="21"/>
               </w:rPr>
             </w:r>
@@ -203,7 +203,7 @@
               <w:rPr>
                 <w:rFonts w:ascii="Arial" w:hAnsi="Arial" w:eastAsia="黑体"/>
                 <w:b/>
-                <w:color w:val="202A35"/>
+                <w:color w:val="000000"/>
                 <w:sz w:val="21"/>
               </w:rPr>
               <w:t>班级</w:t>
@@ -237,7 +237,7 @@
               <w:rPr>
                 <w:rFonts w:ascii="Times New Roman" w:hAnsi="Times New Roman" w:eastAsia="仿宋"/>
                 <w:b w:val="0"/>
-                <w:color w:val="202A35"/>
+                <w:color w:val="000000"/>
                 <w:sz w:val="21"/>
               </w:rPr>
             </w:r>
@@ -270,7 +270,7 @@
               <w:rPr>
                 <w:rFonts w:ascii="Arial" w:hAnsi="Arial" w:eastAsia="黑体"/>
                 <w:b/>
-                <w:color w:val="202A35"/>
+                <w:color w:val="000000"/>
                 <w:sz w:val="21"/>
               </w:rPr>
               <w:t>指导教师</w:t>
@@ -304,7 +304,7 @@
               <w:rPr>
                 <w:rFonts w:ascii="Times New Roman" w:hAnsi="Times New Roman" w:eastAsia="仿宋"/>
                 <w:b w:val="0"/>
-                <w:color w:val="202A35"/>
+                <w:color w:val="000000"/>
                 <w:sz w:val="21"/>
               </w:rPr>
             </w:r>
@@ -339,7 +339,7 @@
               <w:rPr>
                 <w:rFonts w:ascii="Arial" w:hAnsi="Arial" w:eastAsia="黑体"/>
                 <w:b/>
-                <w:color w:val="202A35"/>
+                <w:color w:val="000000"/>
                 <w:sz w:val="21"/>
               </w:rPr>
               <w:t>课程名称</w:t>
@@ -373,7 +373,7 @@
               <w:rPr>
                 <w:rFonts w:ascii="Times New Roman" w:hAnsi="Times New Roman" w:eastAsia="仿宋"/>
                 <w:b w:val="0"/>
-                <w:color w:val="202A35"/>
+                <w:color w:val="000000"/>
                 <w:sz w:val="21"/>
               </w:rPr>
             </w:r>
@@ -406,7 +406,7 @@
               <w:rPr>
                 <w:rFonts w:ascii="Arial" w:hAnsi="Arial" w:eastAsia="黑体"/>
                 <w:b/>
-                <w:color w:val="202A35"/>
+                <w:color w:val="000000"/>
                 <w:sz w:val="21"/>
               </w:rPr>
               <w:t>实验名称</w:t>
@@ -440,7 +440,7 @@
               <w:rPr>
                 <w:rFonts w:ascii="Times New Roman" w:hAnsi="Times New Roman" w:eastAsia="仿宋"/>
                 <w:b w:val="0"/>
-                <w:color w:val="202A35"/>
+                <w:color w:val="000000"/>
                 <w:sz w:val="21"/>
               </w:rPr>
             </w:r>
@@ -475,7 +475,7 @@
               <w:rPr>
                 <w:rFonts w:ascii="Arial" w:hAnsi="Arial" w:eastAsia="黑体"/>
                 <w:b/>
-                <w:color w:val="202A35"/>
+                <w:color w:val="000000"/>
                 <w:sz w:val="21"/>
               </w:rPr>
               <w:t>实验时间</w:t>
@@ -509,7 +509,7 @@
               <w:rPr>
                 <w:rFonts w:ascii="Times New Roman" w:hAnsi="Times New Roman" w:eastAsia="仿宋"/>
                 <w:b w:val="0"/>
-                <w:color w:val="202A35"/>
+                <w:color w:val="000000"/>
                 <w:sz w:val="21"/>
               </w:rPr>
             </w:r>
@@ -542,7 +542,7 @@
               <w:rPr>
                 <w:rFonts w:ascii="Arial" w:hAnsi="Arial" w:eastAsia="黑体"/>
                 <w:b/>
-                <w:color w:val="202A35"/>
+                <w:color w:val="000000"/>
                 <w:sz w:val="21"/>
               </w:rPr>
               <w:t>实验地点</w:t>
@@ -576,7 +576,7 @@
               <w:rPr>
                 <w:rFonts w:ascii="Times New Roman" w:hAnsi="Times New Roman" w:eastAsia="仿宋"/>
                 <w:b w:val="0"/>
-                <w:color w:val="202A35"/>
+                <w:color w:val="000000"/>
                 <w:sz w:val="21"/>
               </w:rPr>
             </w:r>
@@ -611,7 +611,7 @@
               <w:rPr>
                 <w:rFonts w:ascii="Arial" w:hAnsi="Arial" w:eastAsia="黑体"/>
                 <w:b/>
-                <w:color w:val="202A35"/>
+                <w:color w:val="000000"/>
                 <w:sz w:val="21"/>
               </w:rPr>
               <w:t>实验性质</w:t>
@@ -645,7 +645,7 @@
               <w:rPr>
                 <w:rFonts w:ascii="Times New Roman" w:hAnsi="Times New Roman" w:eastAsia="仿宋"/>
                 <w:b w:val="0"/>
-                <w:color w:val="202A35"/>
+                <w:color w:val="000000"/>
                 <w:sz w:val="21"/>
               </w:rPr>
             </w:r>
@@ -678,7 +678,7 @@
               <w:rPr>
                 <w:rFonts w:ascii="Arial" w:hAnsi="Arial" w:eastAsia="黑体"/>
                 <w:b/>
-                <w:color w:val="202A35"/>
+                <w:color w:val="000000"/>
                 <w:sz w:val="21"/>
               </w:rPr>
               <w:t>成绩</w:t>
@@ -712,7 +712,7 @@
               <w:rPr>
                 <w:rFonts w:ascii="Times New Roman" w:hAnsi="Times New Roman" w:eastAsia="仿宋"/>
                 <w:b w:val="0"/>
-                <w:color w:val="202A35"/>
+                <w:color w:val="000000"/>
                 <w:sz w:val="21"/>
               </w:rPr>
             </w:r>
@@ -744,7 +744,7 @@
         <w:rPr>
           <w:rFonts w:ascii="Times New Roman" w:hAnsi="Times New Roman" w:eastAsia="仿宋"/>
           <w:b w:val="0"/>
-          <w:color w:val="777777"/>
+          <w:color w:val="000000"/>
           <w:sz w:val="24"/>
         </w:rPr>
       </w:r>
@@ -758,7 +758,7 @@
         <w:rPr>
           <w:rFonts w:ascii="Times New Roman" w:hAnsi="Times New Roman" w:eastAsia="仿宋"/>
           <w:b w:val="0"/>
-          <w:color w:val="777777"/>
+          <w:color w:val="000000"/>
           <w:sz w:val="24"/>
         </w:rPr>
       </w:r>
@@ -781,7 +781,7 @@
         <w:rPr>
           <w:rFonts w:ascii="Times New Roman" w:hAnsi="Times New Roman" w:eastAsia="仿宋"/>
           <w:b w:val="0"/>
-          <w:color w:val="777777"/>
+          <w:color w:val="000000"/>
           <w:sz w:val="24"/>
         </w:rPr>
       </w:r>
@@ -795,7 +795,7 @@
         <w:rPr>
           <w:rFonts w:ascii="Times New Roman" w:hAnsi="Times New Roman" w:eastAsia="仿宋"/>
           <w:b w:val="0"/>
-          <w:color w:val="777777"/>
+          <w:color w:val="000000"/>
           <w:sz w:val="24"/>
         </w:rPr>
       </w:r>
@@ -818,7 +818,7 @@
         <w:rPr>
           <w:rFonts w:ascii="Times New Roman" w:hAnsi="Times New Roman" w:eastAsia="仿宋"/>
           <w:b w:val="0"/>
-          <w:color w:val="777777"/>
+          <w:color w:val="000000"/>
           <w:sz w:val="24"/>
         </w:rPr>
       </w:r>
@@ -832,7 +832,7 @@
         <w:rPr>
           <w:rFonts w:ascii="Times New Roman" w:hAnsi="Times New Roman" w:eastAsia="仿宋"/>
           <w:b w:val="0"/>
-          <w:color w:val="777777"/>
+          <w:color w:val="000000"/>
           <w:sz w:val="24"/>
         </w:rPr>
       </w:r>
@@ -855,7 +855,7 @@
         <w:rPr>
           <w:rFonts w:ascii="Times New Roman" w:hAnsi="Times New Roman" w:eastAsia="仿宋"/>
           <w:b w:val="0"/>
-          <w:color w:val="777777"/>
+          <w:color w:val="000000"/>
           <w:sz w:val="24"/>
         </w:rPr>
       </w:r>
@@ -869,7 +869,7 @@
         <w:rPr>
           <w:rFonts w:ascii="Times New Roman" w:hAnsi="Times New Roman" w:eastAsia="仿宋"/>
           <w:b w:val="0"/>
-          <w:color w:val="777777"/>
+          <w:color w:val="000000"/>
           <w:sz w:val="24"/>
         </w:rPr>
       </w:r>
@@ -892,7 +892,7 @@
         <w:rPr>
           <w:rFonts w:ascii="Times New Roman" w:hAnsi="Times New Roman" w:eastAsia="仿宋"/>
           <w:b w:val="0"/>
-          <w:color w:val="777777"/>
+          <w:color w:val="000000"/>
           <w:sz w:val="24"/>
         </w:rPr>
       </w:r>
@@ -906,7 +906,7 @@
         <w:rPr>
           <w:rFonts w:ascii="Times New Roman" w:hAnsi="Times New Roman" w:eastAsia="仿宋"/>
           <w:b w:val="0"/>
-          <w:color w:val="777777"/>
+          <w:color w:val="000000"/>
           <w:sz w:val="24"/>
         </w:rPr>
       </w:r>
@@ -929,7 +929,7 @@
         <w:rPr>
           <w:rFonts w:ascii="Times New Roman" w:hAnsi="Times New Roman" w:eastAsia="仿宋"/>
           <w:b w:val="0"/>
-          <w:color w:val="777777"/>
+          <w:color w:val="000000"/>
           <w:sz w:val="24"/>
         </w:rPr>
       </w:r>
@@ -943,7 +943,7 @@
         <w:rPr>
           <w:rFonts w:ascii="Times New Roman" w:hAnsi="Times New Roman" w:eastAsia="仿宋"/>
           <w:b w:val="0"/>
-          <w:color w:val="777777"/>
+          <w:color w:val="000000"/>
           <w:sz w:val="24"/>
         </w:rPr>
       </w:r>
@@ -966,7 +966,7 @@
         <w:rPr>
           <w:rFonts w:ascii="Times New Roman" w:hAnsi="Times New Roman" w:eastAsia="仿宋"/>
           <w:b w:val="0"/>
-          <w:color w:val="777777"/>
+          <w:color w:val="000000"/>
           <w:sz w:val="24"/>
         </w:rPr>
       </w:r>
@@ -980,7 +980,7 @@
         <w:rPr>
           <w:rFonts w:ascii="Times New Roman" w:hAnsi="Times New Roman" w:eastAsia="仿宋"/>
           <w:b w:val="0"/>
-          <w:color w:val="777777"/>
+          <w:color w:val="000000"/>
           <w:sz w:val="24"/>
         </w:rPr>
       </w:r>
@@ -1014,12 +1014,18 @@
       <w:rPr>
         <w:rFonts w:ascii="Times New Roman" w:hAnsi="Times New Roman" w:eastAsia="宋体"/>
         <w:b w:val="0"/>
-        <w:color w:val="5E6B78"/>
+        <w:color w:val="666666"/>
         <w:sz w:val="18"/>
       </w:rPr>
       <w:t xml:space="preserve">第 </w:t>
     </w:r>
     <w:r>
+      <w:rPr>
+        <w:rFonts w:ascii="Times New Roman" w:hAnsi="Times New Roman" w:eastAsia="宋体"/>
+        <w:b w:val="0"/>
+        <w:color w:val="666666"/>
+        <w:sz w:val="18"/>
+      </w:rPr>
       <w:fldChar w:fldCharType="begin"/>
       <w:instrText xml:space="preserve"> PAGE </w:instrText>
       <w:fldChar w:fldCharType="separate"/>
@@ -1030,7 +1036,7 @@
       <w:rPr>
         <w:rFonts w:ascii="Times New Roman" w:hAnsi="Times New Roman" w:eastAsia="宋体"/>
         <w:b w:val="0"/>
-        <w:color w:val="5E6B78"/>
+        <w:color w:val="666666"/>
         <w:sz w:val="18"/>
       </w:rPr>
       <w:t xml:space="preserve"> 页</w:t>
@@ -1049,10 +1055,10 @@
     </w:pPr>
     <w:r>
       <w:rPr>
-        <w:rFonts w:ascii="Arial" w:hAnsi="Arial" w:eastAsia="微软雅黑"/>
+        <w:rFonts w:ascii="Times New Roman" w:hAnsi="Times New Roman" w:eastAsia="宋体"/>
         <w:b w:val="0"/>
-        <w:color w:val="5E6B78"/>
-        <w:sz w:val="17"/>
+        <w:color w:val="666666"/>
+        <w:sz w:val="18"/>
       </w:rPr>
       <w:t>实验记录</w:t>
     </w:r>
@@ -1424,13 +1430,13 @@
     <w:qFormat/>
     <w:rsid w:val="00FC693F"/>
     <w:pPr>
-      <w:spacing w:before="0" w:after="120" w:line="360" w:lineRule="auto"/>
+      <w:spacing w:before="0" w:after="0" w:line="360" w:lineRule="auto"/>
       <w:ind w:firstLine="480"/>
     </w:pPr>
     <w:rPr>
       <w:rFonts w:ascii="Times New Roman" w:hAnsi="Times New Roman" w:eastAsia="仿宋"/>
       <w:b w:val="0"/>
-      <w:color w:val="202A35"/>
+      <w:color w:val="000000"/>
       <w:sz w:val="24"/>
     </w:rPr>
   </w:style>
@@ -1498,7 +1504,7 @@
       <w:b/>
       <w:bCs/>
       <w:color w:val="000000"/>
-      <w:sz w:val="28"/>
+      <w:sz w:val="30"/>
       <w:szCs w:val="28"/>
     </w:rPr>
   </w:style>
@@ -1514,7 +1520,7 @@
     <w:pPr>
       <w:keepNext/>
       <w:keepLines/>
-      <w:spacing w:before="200" w:after="100"/>
+      <w:spacing w:before="160" w:after="80"/>
       <w:ind w:firstLine="0"/>
       <w:outlineLvl w:val="1"/>
     </w:pPr>
@@ -1523,7 +1529,7 @@
       <w:b/>
       <w:bCs/>
       <w:color w:val="000000"/>
-      <w:sz w:val="25"/>
+      <w:sz w:val="24"/>
       <w:szCs w:val="26"/>
     </w:rPr>
   </w:style>
@@ -1539,7 +1545,7 @@
     <w:pPr>
       <w:keepNext/>
       <w:keepLines/>
-      <w:spacing w:before="160" w:after="80"/>
+      <w:spacing w:before="120" w:after="60"/>
       <w:ind w:firstLine="0"/>
       <w:outlineLvl w:val="2"/>
     </w:pPr>
@@ -1548,7 +1554,7 @@
       <w:b/>
       <w:bCs/>
       <w:color w:val="000000"/>
-      <w:sz w:val="24"/>
+      <w:sz w:val="22"/>
     </w:rPr>
   </w:style>
   <w:style w:type="paragraph" w:styleId="Heading4">
@@ -2225,13 +2231,17 @@
     <w:qFormat/>
     <w:rsid w:val="00FC693F"/>
     <w:pPr>
-      <w:spacing w:line="240" w:lineRule="auto"/>
+      <w:keepLines/>
+      <w:spacing w:line="240" w:lineRule="auto" w:before="60" w:after="120"/>
+      <w:ind w:firstLine="0"/>
+      <w:jc w:val="center"/>
     </w:pPr>
     <w:rPr>
-      <w:b/>
+      <w:rFonts w:ascii="Times New Roman" w:hAnsi="Times New Roman" w:eastAsia="宋体"/>
+      <w:b w:val="0"/>
       <w:bCs/>
-      <w:color w:val="4F81BD" w:themeColor="accent1"/>
-      <w:sz w:val="18"/>
+      <w:color w:val="000000"/>
+      <w:sz w:val="21"/>
       <w:szCs w:val="18"/>
     </w:rPr>
   </w:style>

--- a/examples/report-templates/neutral-bordered-lab.docx
+++ b/examples/report-templates/neutral-bordered-lab.docx
@@ -56,6 +56,7 @@
               <w:bottom w:val="single" w:sz="10" w:space="0" w:color="303030"/>
               <w:right w:val="single" w:sz="10" w:space="0" w:color="303030"/>
             </w:tcBorders>
+            <w:noWrap/>
           </w:tcPr>
           <w:p>
             <w:pPr>
@@ -123,6 +124,7 @@
               <w:bottom w:val="single" w:sz="10" w:space="0" w:color="303030"/>
               <w:right w:val="single" w:sz="10" w:space="0" w:color="303030"/>
             </w:tcBorders>
+            <w:noWrap/>
           </w:tcPr>
           <w:p>
             <w:pPr>
@@ -192,6 +194,7 @@
               <w:bottom w:val="single" w:sz="10" w:space="0" w:color="303030"/>
               <w:right w:val="single" w:sz="10" w:space="0" w:color="303030"/>
             </w:tcBorders>
+            <w:noWrap/>
           </w:tcPr>
           <w:p>
             <w:pPr>
@@ -259,6 +262,7 @@
               <w:bottom w:val="single" w:sz="10" w:space="0" w:color="303030"/>
               <w:right w:val="single" w:sz="10" w:space="0" w:color="303030"/>
             </w:tcBorders>
+            <w:noWrap/>
           </w:tcPr>
           <w:p>
             <w:pPr>
@@ -328,6 +332,7 @@
               <w:bottom w:val="single" w:sz="10" w:space="0" w:color="303030"/>
               <w:right w:val="single" w:sz="10" w:space="0" w:color="303030"/>
             </w:tcBorders>
+            <w:noWrap/>
           </w:tcPr>
           <w:p>
             <w:pPr>
@@ -395,6 +400,7 @@
               <w:bottom w:val="single" w:sz="10" w:space="0" w:color="303030"/>
               <w:right w:val="single" w:sz="10" w:space="0" w:color="303030"/>
             </w:tcBorders>
+            <w:noWrap/>
           </w:tcPr>
           <w:p>
             <w:pPr>
@@ -464,6 +470,7 @@
               <w:bottom w:val="single" w:sz="10" w:space="0" w:color="303030"/>
               <w:right w:val="single" w:sz="10" w:space="0" w:color="303030"/>
             </w:tcBorders>
+            <w:noWrap/>
           </w:tcPr>
           <w:p>
             <w:pPr>
@@ -531,6 +538,7 @@
               <w:bottom w:val="single" w:sz="10" w:space="0" w:color="303030"/>
               <w:right w:val="single" w:sz="10" w:space="0" w:color="303030"/>
             </w:tcBorders>
+            <w:noWrap/>
           </w:tcPr>
           <w:p>
             <w:pPr>
@@ -600,6 +608,7 @@
               <w:bottom w:val="single" w:sz="10" w:space="0" w:color="303030"/>
               <w:right w:val="single" w:sz="10" w:space="0" w:color="303030"/>
             </w:tcBorders>
+            <w:noWrap/>
           </w:tcPr>
           <w:p>
             <w:pPr>
@@ -667,6 +676,7 @@
               <w:bottom w:val="single" w:sz="10" w:space="0" w:color="303030"/>
               <w:right w:val="single" w:sz="10" w:space="0" w:color="303030"/>
             </w:tcBorders>
+            <w:noWrap/>
           </w:tcPr>
           <w:p>
             <w:pPr>
